--- a/Task_4/Business Layer Dimensional Model.docx
+++ b/Task_4/Business Layer Dimensional Model.docx
@@ -411,39 +411,47 @@
       <w:r>
         <w:t xml:space="preserve"> is a business identifier that already exists in the operational source system. Examples include </w:t>
       </w:r>
+      <w:proofErr w:type="spellStart"/>
       <w:r>
         <w:rPr>
           <w:rStyle w:val="Strong"/>
         </w:rPr>
         <w:t>CustomerID</w:t>
       </w:r>
+      <w:proofErr w:type="spellEnd"/>
       <w:r>
         <w:t xml:space="preserve">, </w:t>
       </w:r>
+      <w:proofErr w:type="spellStart"/>
       <w:r>
         <w:rPr>
           <w:rStyle w:val="Strong"/>
         </w:rPr>
         <w:t>ProductCode</w:t>
       </w:r>
+      <w:proofErr w:type="spellEnd"/>
       <w:r>
         <w:t xml:space="preserve">, </w:t>
       </w:r>
+      <w:proofErr w:type="spellStart"/>
       <w:r>
         <w:rPr>
           <w:rStyle w:val="Strong"/>
         </w:rPr>
         <w:t>StoreID</w:t>
       </w:r>
+      <w:proofErr w:type="spellEnd"/>
       <w:r>
         <w:t xml:space="preserve">, or </w:t>
       </w:r>
+      <w:proofErr w:type="spellStart"/>
       <w:r>
         <w:rPr>
           <w:rStyle w:val="Strong"/>
         </w:rPr>
         <w:t>EmployeeID</w:t>
       </w:r>
+      <w:proofErr w:type="spellEnd"/>
       <w:r>
         <w:t>. These identifiers uniquely identify business records within the source systems but may change over time or may not be unique across multiple source systems.</w:t>
       </w:r>
@@ -2331,29 +2339,47 @@
           <w:sz w:val="24"/>
           <w:szCs w:val="24"/>
         </w:rPr>
-        <w:t>The dimensional model was derived from the normalized Business Layer by transforming business entities into analytical dimensions while denormalizing descriptive data where appropriate. For example, geographical information was incorporated into the Store dimension to simplify reporting and reduce complexity. In addition, the Product dimension continues to use Slowly Changing Dimension Type 2 (SCD Type 2) to preserve historical product information and ensure accurate historical analysis.</w:t>
-      </w:r>
-    </w:p>
-    <w:p>
-      <w:pPr>
-        <w:spacing w:before="100" w:beforeAutospacing="1" w:after="100" w:afterAutospacing="1" w:line="240" w:lineRule="auto"/>
+        <w:t xml:space="preserve">The dimensional model was derived from the normalized Business Layer by transforming business entities into analytical dimensions while </w:t>
+      </w:r>
+      <w:proofErr w:type="spellStart"/>
+      <w:r>
         <w:rPr>
           <w:rFonts w:ascii="Times New Roman" w:eastAsia="Times New Roman" w:hAnsi="Times New Roman" w:cs="Times New Roman"/>
           <w:sz w:val="24"/>
           <w:szCs w:val="24"/>
         </w:rPr>
-      </w:pPr>
+        <w:t>denormalizing</w:t>
+      </w:r>
+      <w:proofErr w:type="spellEnd"/>
       <w:r>
         <w:rPr>
           <w:rFonts w:ascii="Times New Roman" w:eastAsia="Times New Roman" w:hAnsi="Times New Roman" w:cs="Times New Roman"/>
           <w:sz w:val="24"/>
           <w:szCs w:val="24"/>
         </w:rPr>
-        <w:t>I think this is a good balance—it introduces the chapter, explains the purpose of the dimensional model, briefly highlights the two key design decisions, and flows naturally into the Star Schema diagram.</w:t>
+        <w:t xml:space="preserve"> descriptive data where appropriate. For example, geographical information was incorporated into the Store dimension to simplify reporting and reduce complexity. In addition, the Product dimension continues to use Slowly Changing Dimension Type 2 (SCD Type 2) to preserve historical product information and ensure accurate historical analysis.</w:t>
       </w:r>
     </w:p>
     <w:p>
       <w:pPr>
+        <w:spacing w:before="100" w:beforeAutospacing="1" w:after="100" w:afterAutospacing="1" w:line="240" w:lineRule="auto"/>
+        <w:rPr>
+          <w:rFonts w:ascii="Times New Roman" w:eastAsia="Times New Roman" w:hAnsi="Times New Roman" w:cs="Times New Roman"/>
+          <w:sz w:val="24"/>
+          <w:szCs w:val="24"/>
+        </w:rPr>
+      </w:pPr>
+      <w:r>
+        <w:rPr>
+          <w:rFonts w:ascii="Times New Roman" w:eastAsia="Times New Roman" w:hAnsi="Times New Roman" w:cs="Times New Roman"/>
+          <w:sz w:val="24"/>
+          <w:szCs w:val="24"/>
+        </w:rPr>
+        <w:t>I think this is a good balance—it introduces the chapter, explains the purpose of the dimensional model, briefly highlights the two key design decisions, and flows naturally into the Star Schema diagram.</w:t>
+      </w:r>
+    </w:p>
+    <w:p>
+      <w:pPr>
         <w:rPr>
           <w:rFonts w:ascii="Sylfaen" w:hAnsi="Sylfaen"/>
         </w:rPr>
@@ -2364,10 +2390,10 @@
           <w:noProof/>
         </w:rPr>
         <w:drawing>
-          <wp:inline distT="0" distB="0" distL="0" distR="0" wp14:anchorId="6A8F7970" wp14:editId="1F38AEF8">
+          <wp:inline distT="0" distB="0" distL="0" distR="0" wp14:anchorId="33DACB25" wp14:editId="0F0242F0">
             <wp:extent cx="5486400" cy="3657600"/>
             <wp:effectExtent l="0" t="0" r="0" b="0"/>
-            <wp:docPr id="2" name="Picture 2"/>
+            <wp:docPr id="3" name="Picture 3"/>
             <wp:cNvGraphicFramePr>
               <a:graphicFrameLocks xmlns:a="http://schemas.openxmlformats.org/drawingml/2006/main" noChangeAspect="1"/>
             </wp:cNvGraphicFramePr>
@@ -2375,7 +2401,7 @@
               <a:graphicData uri="http://schemas.openxmlformats.org/drawingml/2006/picture">
                 <pic:pic xmlns:pic="http://schemas.openxmlformats.org/drawingml/2006/picture">
                   <pic:nvPicPr>
-                    <pic:cNvPr id="2" name="Picture 2"/>
+                    <pic:cNvPr id="3" name="Picture 3"/>
                     <pic:cNvPicPr/>
                   </pic:nvPicPr>
                   <pic:blipFill>
@@ -2412,16 +2438,7 @@
         <w:pStyle w:val="Heading1"/>
       </w:pPr>
       <w:r>
-        <w:t>3.</w:t>
-      </w:r>
-      <w:r>
-        <w:t>2</w:t>
-      </w:r>
-      <w:r>
-        <w:t xml:space="preserve"> </w:t>
-      </w:r>
-      <w:r>
-        <w:t>Star Schema Design</w:t>
+        <w:t>3.2 Star Schema Design</w:t>
       </w:r>
     </w:p>
     <w:p>
@@ -2457,7 +2474,25 @@
           <w:sz w:val="24"/>
           <w:szCs w:val="24"/>
         </w:rPr>
-        <w:t xml:space="preserve">, surrounded by five dimension tables: </w:t>
+        <w:t xml:space="preserve">, surrounded by </w:t>
+      </w:r>
+      <w:proofErr w:type="gramStart"/>
+      <w:r>
+        <w:rPr>
+          <w:rFonts w:ascii="Times New Roman" w:eastAsia="Times New Roman" w:hAnsi="Times New Roman" w:cs="Times New Roman"/>
+          <w:sz w:val="24"/>
+          <w:szCs w:val="24"/>
+        </w:rPr>
+        <w:t>five dimension</w:t>
+      </w:r>
+      <w:proofErr w:type="gramEnd"/>
+      <w:r>
+        <w:rPr>
+          <w:rFonts w:ascii="Times New Roman" w:eastAsia="Times New Roman" w:hAnsi="Times New Roman" w:cs="Times New Roman"/>
+          <w:sz w:val="24"/>
+          <w:szCs w:val="24"/>
+        </w:rPr>
+        <w:t xml:space="preserve"> tables: </w:t>
       </w:r>
       <w:r>
         <w:rPr>
@@ -2565,7 +2600,25 @@
           <w:sz w:val="24"/>
           <w:szCs w:val="24"/>
         </w:rPr>
-        <w:t>Compared to the normalized Business Layer (3NF), the dimensional model intentionally denormalizes descriptive data to reduce the number of joins and improve query performance. For example, geographical attributes such as city and country were incorporated into the Store dimension instead of being maintained as a separate Geography dimension. This approach simplifies analytical queries and follows dimensional modeling best practices.</w:t>
+        <w:t xml:space="preserve">Compared to the normalized Business Layer (3NF), the dimensional model intentionally </w:t>
+      </w:r>
+      <w:proofErr w:type="spellStart"/>
+      <w:r>
+        <w:rPr>
+          <w:rFonts w:ascii="Times New Roman" w:eastAsia="Times New Roman" w:hAnsi="Times New Roman" w:cs="Times New Roman"/>
+          <w:sz w:val="24"/>
+          <w:szCs w:val="24"/>
+        </w:rPr>
+        <w:t>denormalizes</w:t>
+      </w:r>
+      <w:proofErr w:type="spellEnd"/>
+      <w:r>
+        <w:rPr>
+          <w:rFonts w:ascii="Times New Roman" w:eastAsia="Times New Roman" w:hAnsi="Times New Roman" w:cs="Times New Roman"/>
+          <w:sz w:val="24"/>
+          <w:szCs w:val="24"/>
+        </w:rPr>
+        <w:t xml:space="preserve"> descriptive data to reduce the number of joins and improve query performance. For example, geographical attributes such as city and country were incorporated into the Store dimension instead of being maintained as a separate Geography dimension. This approach simplifies analytical queries and follows dimensional modeling best practices.</w:t>
       </w:r>
     </w:p>
     <w:p>
@@ -2573,16 +2626,7 @@
         <w:pStyle w:val="Heading1"/>
       </w:pPr>
       <w:r>
-        <w:t>3.</w:t>
-      </w:r>
-      <w:r>
-        <w:t>3</w:t>
-      </w:r>
-      <w:r>
-        <w:t xml:space="preserve"> </w:t>
-      </w:r>
-      <w:r>
-        <w:t>Fact Table grain</w:t>
+        <w:t>3.3 Fact Table grain</w:t>
       </w:r>
     </w:p>
     <w:p>
@@ -2604,16 +2648,7 @@
         <w:pStyle w:val="Heading1"/>
       </w:pPr>
       <w:r>
-        <w:t>3.</w:t>
-      </w:r>
-      <w:r>
-        <w:t>4</w:t>
-      </w:r>
-      <w:r>
-        <w:t xml:space="preserve"> </w:t>
-      </w:r>
-      <w:r>
-        <w:t>Dimension Tables</w:t>
+        <w:t>3.4 Dimension Tables</w:t>
       </w:r>
     </w:p>
     <w:tbl>
@@ -3288,8 +3323,16 @@
               <w:rPr>
                 <w:rFonts w:ascii="Sylfaen" w:hAnsi="Sylfaen"/>
               </w:rPr>
-              <w:t>Quantity x unit_price</w:t>
+              <w:t xml:space="preserve">Quantity x </w:t>
             </w:r>
+            <w:proofErr w:type="spellStart"/>
+            <w:r>
+              <w:rPr>
+                <w:rFonts w:ascii="Sylfaen" w:hAnsi="Sylfaen"/>
+              </w:rPr>
+              <w:t>unit_price</w:t>
+            </w:r>
+            <w:proofErr w:type="spellEnd"/>
           </w:p>
         </w:tc>
       </w:tr>
@@ -3347,8 +3390,16 @@
               <w:rPr>
                 <w:rFonts w:ascii="Sylfaen" w:hAnsi="Sylfaen"/>
               </w:rPr>
-              <w:t>Quantity x unit_cost</w:t>
+              <w:t xml:space="preserve">Quantity x </w:t>
             </w:r>
+            <w:proofErr w:type="spellStart"/>
+            <w:r>
+              <w:rPr>
+                <w:rFonts w:ascii="Sylfaen" w:hAnsi="Sylfaen"/>
+              </w:rPr>
+              <w:t>unit_cost</w:t>
+            </w:r>
+            <w:proofErr w:type="spellEnd"/>
           </w:p>
         </w:tc>
       </w:tr>
@@ -3446,7 +3497,43 @@
               <w:rPr>
                 <w:rFonts w:ascii="Sylfaen" w:hAnsi="Sylfaen"/>
               </w:rPr>
-              <w:t>Payment method used by the customer(Card,Cash etc)</w:t>
+              <w:t xml:space="preserve">Payment method used by the </w:t>
+            </w:r>
+            <w:proofErr w:type="gramStart"/>
+            <w:r>
+              <w:rPr>
+                <w:rFonts w:ascii="Sylfaen" w:hAnsi="Sylfaen"/>
+              </w:rPr>
+              <w:t>customer(</w:t>
+            </w:r>
+            <w:proofErr w:type="spellStart"/>
+            <w:proofErr w:type="gramEnd"/>
+            <w:r>
+              <w:rPr>
+                <w:rFonts w:ascii="Sylfaen" w:hAnsi="Sylfaen"/>
+              </w:rPr>
+              <w:t>Card,Cash</w:t>
+            </w:r>
+            <w:proofErr w:type="spellEnd"/>
+            <w:r>
+              <w:rPr>
+                <w:rFonts w:ascii="Sylfaen" w:hAnsi="Sylfaen"/>
+              </w:rPr>
+              <w:t xml:space="preserve"> </w:t>
+            </w:r>
+            <w:proofErr w:type="spellStart"/>
+            <w:r>
+              <w:rPr>
+                <w:rFonts w:ascii="Sylfaen" w:hAnsi="Sylfaen"/>
+              </w:rPr>
+              <w:t>etc</w:t>
+            </w:r>
+            <w:proofErr w:type="spellEnd"/>
+            <w:r>
+              <w:rPr>
+                <w:rFonts w:ascii="Sylfaen" w:hAnsi="Sylfaen"/>
+              </w:rPr>
+              <w:t>)</w:t>
             </w:r>
           </w:p>
         </w:tc>
@@ -3579,12 +3666,28 @@
                 <w:rFonts w:ascii="Sylfaen" w:hAnsi="Sylfaen"/>
               </w:rPr>
             </w:pPr>
+            <w:proofErr w:type="spellStart"/>
             <w:r>
               <w:rPr>
                 <w:rFonts w:ascii="Sylfaen" w:hAnsi="Sylfaen"/>
               </w:rPr>
-              <w:t>Sales_amount – cost_amount</w:t>
+              <w:t>Sales_amount</w:t>
             </w:r>
+            <w:proofErr w:type="spellEnd"/>
+            <w:r>
+              <w:rPr>
+                <w:rFonts w:ascii="Sylfaen" w:hAnsi="Sylfaen"/>
+              </w:rPr>
+              <w:t xml:space="preserve"> – </w:t>
+            </w:r>
+            <w:proofErr w:type="spellStart"/>
+            <w:r>
+              <w:rPr>
+                <w:rFonts w:ascii="Sylfaen" w:hAnsi="Sylfaen"/>
+              </w:rPr>
+              <w:t>cost_amount</w:t>
+            </w:r>
+            <w:proofErr w:type="spellEnd"/>
           </w:p>
         </w:tc>
       </w:tr>
@@ -3601,16 +3704,7 @@
         <w:pStyle w:val="Heading1"/>
       </w:pPr>
       <w:r>
-        <w:t>3.</w:t>
-      </w:r>
-      <w:r>
-        <w:t>6</w:t>
-      </w:r>
-      <w:r>
-        <w:t xml:space="preserve"> </w:t>
-      </w:r>
-      <w:r>
-        <w:t>Calculated Metric</w:t>
+        <w:t>3.6 Calculated Metric</w:t>
       </w:r>
     </w:p>
     <w:p>
